--- a/docs/launch/BLITZ-POSTS-5-6-7.docx
+++ b/docs/launch/BLITZ-POSTS-5-6-7.docx
@@ -246,7 +246,7 @@
         <w:t xml:space="preserve">5 · </w:t>
       </w:r>
       <w:r>
-        <w:t>Hero and OG both exist. The hero reads “AEO software explained — Monitoring is not diagnosis. Diagnosis is not proof.”, which is the series card rather than this page's headline (“three short reads”). On-brand and safe to post; a matched replacement is queued as FIX 3 in Downloads\AEO-IMAGE-FIXES\README-FIXES.md. If you would rather wait for the matched one, post 6 and 7 first — nothing depends on the order.</w:t>
+        <w:t>Hero and OG both exist. The hero reads “AEO software explained — Monitoring is not diagnosis. Diagnosis is not proof.”, which is the series card rather than this page's headline. Rather than wait for new art, the post copy now carries that exact line — “the thread running through all three: monitoring is not diagnosis, and diagnosis is not proof” — so the image and the words agree and the card reads as deliberate. Post it as is. The matched replacement stays queued as FIX 3 in Downloads\AEO-IMAGE-FIXES\README-FIXES.md, but nothing is now waiting on it.</w:t>
       </w:r>
     </w:p>
     <w:p>
@@ -390,6 +390,16 @@
       </w:pPr>
       <w:r>
         <w:t>Each one is about two minutes and links to the full guide behind it, so you can go as deep as you need and stop when you have what you came for.</w:t>
+      </w:r>
+    </w:p>
+    <w:p>
+      <w:pPr>
+        <w:spacing w:after="200"/>
+        <w:ind w:left="173" w:right="173"/>
+        <w:shd w:val="clear" w:fill="F2F4F5"/>
+      </w:pPr>
+      <w:r>
+        <w:t>The thread running through all three: monitoring is not diagnosis, and diagnosis is not proof.</w:t>
       </w:r>
     </w:p>
     <w:p>
@@ -800,6 +810,11 @@
       </w:r>
     </w:p>
     <w:p>
+      <w:r>
+        <w:t>ON YOUR X PREMIUM ACCOUNT you are not held to 280, so you have a choice. These short versions travel further — they can be quoted and reposted whole, and they read as a pointer rather than a duplicate of the LinkedIn post. If you would rather use the detail, paste the LinkedIn block from this document instead and cut the hashtag line down to two; five tags read as reach-farming on X in a way they do not on LinkedIn. Do not post the long and short version of the same piece.</w:t>
+      </w:r>
+    </w:p>
+    <w:p>
       <w:pPr>
         <w:pStyle w:val="Heading2"/>
       </w:pPr>
@@ -1137,6 +1152,357 @@
         <w:t>https://aeoanalyzers.com/aeo-buyers-standard</w:t>
       </w:r>
     </w:p>
+    <w:p>
+      <w:r>
+        <w:br w:type="page"/>
+      </w:r>
+    </w:p>
+    <w:p>
+      <w:pPr>
+        <w:pStyle w:val="Heading1"/>
+      </w:pPr>
+      <w:r>
+        <w:t>Bluesky posts — all seven</w:t>
+      </w:r>
+    </w:p>
+    <w:p>
+      <w:r>
+        <w:t>Bluesky caps a post at 300 characters and, unlike X, it does not shorten links — the entire URL counts against you. On the longest of these that is 54 characters, 18% of the post, before a single word is written. So these are rewritten rather than trimmed: one idea, one link, no hashtags. Counts below are the real ones, URL included.</w:t>
+      </w:r>
+    </w:p>
+    <w:p>
+      <w:r>
+        <w:t>Order and rhythm are the same as everywhere else — LinkedIn first, then X, then Bluesky. Bluesky has the smallest audience of the three and the highest proportion of people who will actually read the linked page, so it is worth the extra post.</w:t>
+      </w:r>
+    </w:p>
+    <w:p>
+      <w:pPr>
+        <w:pStyle w:val="Heading2"/>
+      </w:pPr>
+      <w:r>
+        <w:t>1 · Why AI still doesn't mention your business  —  268/300</w:t>
+      </w:r>
+    </w:p>
+    <w:p>
+      <w:r>
+        <w:rPr>
+          <w:i/>
+        </w:rPr>
+        <w:t>LinkedIn already published — this is the Bluesky backfill.</w:t>
+      </w:r>
+    </w:p>
+    <w:p>
+      <w:pPr>
+        <w:spacing w:after="160"/>
+        <w:ind w:left="173" w:right="173"/>
+        <w:shd w:val="clear" w:fill="F2F4F5"/>
+      </w:pPr>
+      <w:r>
+        <w:t>You did what the AEO guides said and nothing changed.</w:t>
+      </w:r>
+    </w:p>
+    <w:p>
+      <w:pPr>
+        <w:spacing w:after="160"/>
+        <w:ind w:left="173" w:right="173"/>
+        <w:shd w:val="clear" w:fill="F2F4F5"/>
+      </w:pPr>
+      <w:r>
+        <w:t>llms.txt goes unrequested on 97% of sites that have one. An AI sees roughly the first 200 characters after your h1.</w:t>
+      </w:r>
+    </w:p>
+    <w:p>
+      <w:pPr>
+        <w:spacing w:after="160"/>
+        <w:ind w:left="173" w:right="173"/>
+        <w:shd w:val="clear" w:fill="F2F4F5"/>
+      </w:pPr>
+      <w:r>
+        <w:t>The free self-checks, no tool required:</w:t>
+      </w:r>
+    </w:p>
+    <w:p>
+      <w:pPr>
+        <w:spacing w:after="280"/>
+        <w:ind w:left="173" w:right="173"/>
+        <w:shd w:val="clear" w:fill="F2F4F5"/>
+      </w:pPr>
+      <w:r>
+        <w:t>https://aeoanalyzers.com/blog/why-ai-doesnt-mention-you</w:t>
+      </w:r>
+    </w:p>
+    <w:p>
+      <w:pPr>
+        <w:pStyle w:val="Heading2"/>
+      </w:pPr>
+      <w:r>
+        <w:t>2 · What should an AEO tool actually do?  —  221/300</w:t>
+      </w:r>
+    </w:p>
+    <w:p>
+      <w:r>
+        <w:rPr>
+          <w:i/>
+        </w:rPr>
+        <w:t>LinkedIn already published — this is the Bluesky backfill.</w:t>
+      </w:r>
+    </w:p>
+    <w:p>
+      <w:pPr>
+        <w:spacing w:after="160"/>
+        <w:ind w:left="173" w:right="173"/>
+        <w:shd w:val="clear" w:fill="F2F4F5"/>
+      </w:pPr>
+      <w:r>
+        <w:t>"AI visibility" is six different outcomes with almost nothing in common.</w:t>
+      </w:r>
+    </w:p>
+    <w:p>
+      <w:pPr>
+        <w:spacing w:after="160"/>
+        <w:ind w:left="173" w:right="173"/>
+        <w:shd w:val="clear" w:fill="F2F4F5"/>
+      </w:pPr>
+      <w:r>
+        <w:t>A mention is not a citation. A citation is not a recommendation. Measurement is not diagnosis.</w:t>
+      </w:r>
+    </w:p>
+    <w:p>
+      <w:pPr>
+        <w:spacing w:after="280"/>
+        <w:ind w:left="173" w:right="173"/>
+        <w:shd w:val="clear" w:fill="F2F4F5"/>
+      </w:pPr>
+      <w:r>
+        <w:t>https://aeoanalyzers.com/what-should-an-aeo-tool-do</w:t>
+      </w:r>
+    </w:p>
+    <w:p>
+      <w:pPr>
+        <w:pStyle w:val="Heading2"/>
+      </w:pPr>
+      <w:r>
+        <w:t>3 · The AEO Buyer's Standard  —  239/300</w:t>
+      </w:r>
+    </w:p>
+    <w:p>
+      <w:r>
+        <w:rPr>
+          <w:i/>
+        </w:rPr>
+        <w:t>LinkedIn already published — this is the Bluesky backfill.</w:t>
+      </w:r>
+    </w:p>
+    <w:p>
+      <w:pPr>
+        <w:spacing w:after="160"/>
+        <w:ind w:left="173" w:right="173"/>
+        <w:shd w:val="clear" w:fill="F2F4F5"/>
+      </w:pPr>
+      <w:r>
+        <w:t>We published the standard we think buyers should use to judge AEO software, then scored ourselves against it — including where we come off worst.</w:t>
+      </w:r>
+    </w:p>
+    <w:p>
+      <w:pPr>
+        <w:spacing w:after="160"/>
+        <w:ind w:left="173" w:right="173"/>
+        <w:shd w:val="clear" w:fill="F2F4F5"/>
+      </w:pPr>
+      <w:r>
+        <w:t>7 requirements. 13 questions. Names no vendor.</w:t>
+      </w:r>
+    </w:p>
+    <w:p>
+      <w:pPr>
+        <w:spacing w:after="280"/>
+        <w:ind w:left="173" w:right="173"/>
+        <w:shd w:val="clear" w:fill="F2F4F5"/>
+      </w:pPr>
+      <w:r>
+        <w:t>https://aeoanalyzers.com/aeo-buyers-standard</w:t>
+      </w:r>
+    </w:p>
+    <w:p>
+      <w:pPr>
+        <w:pStyle w:val="Heading2"/>
+      </w:pPr>
+      <w:r>
+        <w:t>4 · Best AEO tools in 2026  —  240/300</w:t>
+      </w:r>
+    </w:p>
+    <w:p>
+      <w:r>
+        <w:rPr>
+          <w:i/>
+        </w:rPr>
+        <w:t>LinkedIn already published — this is the Bluesky backfill.</w:t>
+      </w:r>
+    </w:p>
+    <w:p>
+      <w:pPr>
+        <w:spacing w:after="160"/>
+        <w:ind w:left="173" w:right="173"/>
+        <w:shd w:val="clear" w:fill="F2F4F5"/>
+      </w:pPr>
+      <w:r>
+        <w:t>We wrote the comparison of our own category and named no winner.</w:t>
+      </w:r>
+    </w:p>
+    <w:p>
+      <w:pPr>
+        <w:spacing w:after="160"/>
+        <w:ind w:left="173" w:right="173"/>
+        <w:shd w:val="clear" w:fill="F2F4F5"/>
+      </w:pPr>
+      <w:r>
+        <w:t>8 tools, 7 requirements, every competitor fact dated and linked to that vendor's own page — including where we are the weaker choice.</w:t>
+      </w:r>
+    </w:p>
+    <w:p>
+      <w:pPr>
+        <w:spacing w:after="280"/>
+        <w:ind w:left="173" w:right="173"/>
+        <w:shd w:val="clear" w:fill="F2F4F5"/>
+      </w:pPr>
+      <w:r>
+        <w:t>https://aeoanalyzers.com/best-aeo-tools</w:t>
+      </w:r>
+    </w:p>
+    <w:p>
+      <w:pPr>
+        <w:pStyle w:val="Heading2"/>
+      </w:pPr>
+      <w:r>
+        <w:t>5 · The AEO Buyer's Guide — three short reads  —  244/300</w:t>
+      </w:r>
+    </w:p>
+    <w:p>
+      <w:pPr>
+        <w:spacing w:after="160"/>
+        <w:ind w:left="173" w:right="173"/>
+        <w:shd w:val="clear" w:fill="F2F4F5"/>
+      </w:pPr>
+      <w:r>
+        <w:t>How to buy AEO software, in six minutes.</w:t>
+      </w:r>
+    </w:p>
+    <w:p>
+      <w:pPr>
+        <w:spacing w:after="160"/>
+        <w:ind w:left="173" w:right="173"/>
+        <w:shd w:val="clear" w:fill="F2F4F5"/>
+      </w:pPr>
+      <w:r>
+        <w:t>Three two-minute reads: what a tool should do, what to require before you buy, how to compare the market.</w:t>
+      </w:r>
+    </w:p>
+    <w:p>
+      <w:pPr>
+        <w:spacing w:after="160"/>
+        <w:ind w:left="173" w:right="173"/>
+        <w:shd w:val="clear" w:fill="F2F4F5"/>
+      </w:pPr>
+      <w:r>
+        <w:t>Monitoring is not diagnosis. Diagnosis is not proof.</w:t>
+      </w:r>
+    </w:p>
+    <w:p>
+      <w:pPr>
+        <w:spacing w:after="280"/>
+        <w:ind w:left="173" w:right="173"/>
+        <w:shd w:val="clear" w:fill="F2F4F5"/>
+      </w:pPr>
+      <w:r>
+        <w:t>https://aeoanalyzers.com/aeo-buyers-guide</w:t>
+      </w:r>
+    </w:p>
+    <w:p>
+      <w:pPr>
+        <w:pStyle w:val="Heading2"/>
+      </w:pPr>
+      <w:r>
+        <w:t>6 · How AEO Analyzers works  —  248/300</w:t>
+      </w:r>
+    </w:p>
+    <w:p>
+      <w:pPr>
+        <w:spacing w:after="160"/>
+        <w:ind w:left="173" w:right="173"/>
+        <w:shd w:val="clear" w:fill="F2F4F5"/>
+      </w:pPr>
+      <w:r>
+        <w:t>The whole pipeline, drawn. Six diagrams, no algorithms.</w:t>
+      </w:r>
+    </w:p>
+    <w:p>
+      <w:pPr>
+        <w:spacing w:after="160"/>
+        <w:ind w:left="173" w:right="173"/>
+        <w:shd w:val="clear" w:fill="F2F4F5"/>
+      </w:pPr>
+      <w:r>
+        <w:t>Four engines, your buyers' questions, several runs each. Three layers scored separately. Every number backed by a stored transcript you can re-run.</w:t>
+      </w:r>
+    </w:p>
+    <w:p>
+      <w:pPr>
+        <w:spacing w:after="280"/>
+        <w:ind w:left="173" w:right="173"/>
+        <w:shd w:val="clear" w:fill="F2F4F5"/>
+      </w:pPr>
+      <w:r>
+        <w:t>https://aeoanalyzers.com/blog/how-it-works</w:t>
+      </w:r>
+    </w:p>
+    <w:p>
+      <w:pPr>
+        <w:pStyle w:val="Heading2"/>
+      </w:pPr>
+      <w:r>
+        <w:t>7 · 42% of what? — the receipts post  —  261/300</w:t>
+      </w:r>
+    </w:p>
+    <w:p>
+      <w:pPr>
+        <w:spacing w:after="160"/>
+        <w:ind w:left="173" w:right="173"/>
+        <w:shd w:val="clear" w:fill="F2F4F5"/>
+      </w:pPr>
+      <w:r>
+        <w:t>A dashboard says your AI visibility is 42%.</w:t>
+      </w:r>
+    </w:p>
+    <w:p>
+      <w:pPr>
+        <w:spacing w:after="160"/>
+        <w:ind w:left="173" w:right="173"/>
+        <w:shd w:val="clear" w:fill="F2F4F5"/>
+      </w:pPr>
+      <w:r>
+        <w:t>42% of what? Which prompts, which engines, which dates, how many runs, and what did the model actually say?</w:t>
+      </w:r>
+    </w:p>
+    <w:p>
+      <w:pPr>
+        <w:spacing w:after="160"/>
+        <w:ind w:left="173" w:right="173"/>
+        <w:shd w:val="clear" w:fill="F2F4F5"/>
+      </w:pPr>
+      <w:r>
+        <w:t>A number you cannot reproduce is a number you cannot dispute.</w:t>
+      </w:r>
+    </w:p>
+    <w:p>
+      <w:pPr>
+        <w:spacing w:after="280"/>
+        <w:ind w:left="173" w:right="173"/>
+        <w:shd w:val="clear" w:fill="F2F4F5"/>
+      </w:pPr>
+      <w:r>
+        <w:t>https://aeoanalyzers.com/aeo-buyers-standard</w:t>
+      </w:r>
+    </w:p>
     <w:sectPr>
       <w:pgSz w:w="12240" w:h="15840"/>
       <w:pgMar w:top="1440" w:right="1296" w:bottom="1440" w:left="1296" w:header="720" w:footer="720" w:gutter="0"/>

--- a/docs/launch/BLITZ-POSTS-5-6-7.docx
+++ b/docs/launch/BLITZ-POSTS-5-6-7.docx
@@ -546,7 +546,7 @@
         <w:shd w:val="clear" w:fill="F2F4F5"/>
       </w:pPr>
       <w:r>
-        <w:t>We read your site. We ask four answer engines your buyers' questions, several times each, with web search on. We keep search-grounded answers separate from ones the model produced from memory, because blending them moves a score invisibly.</w:t>
+        <w:t>We read your site. We ask four answer engines your buyers' questions with web search on — one or more times each, depending on how many questions you ask, and the per-cell N is printed on every number. We keep search-grounded answers separate from ones the model produced from memory, because blending them moves a score invisibly.</w:t>
       </w:r>
     </w:p>
     <w:p>
@@ -1071,7 +1071,7 @@
         <w:pStyle w:val="Heading2"/>
       </w:pPr>
       <w:r>
-        <w:t>6 · How AEO Analyzers works  —  275/280</w:t>
+        <w:t>6 · How AEO Analyzers works  —  279/280</w:t>
       </w:r>
     </w:p>
     <w:p>
@@ -1091,7 +1091,7 @@
         <w:shd w:val="clear" w:fill="F2F4F5"/>
       </w:pPr>
       <w:r>
-        <w:t>Four engines, buyers' questions, several runs each. Search-grounded answers kept separate from memory. Three layers scored separately, every number backed by a stored transcript you can re-run.</w:t>
+        <w:t>Four engines, buyers' questions, one or more runs each. Search-grounded answers kept separate from memory. Three layers scored separately, every number backed by a stored transcript you can re-run.</w:t>
       </w:r>
     </w:p>
     <w:p>
@@ -1422,7 +1422,7 @@
         <w:pStyle w:val="Heading2"/>
       </w:pPr>
       <w:r>
-        <w:t>6 · How AEO Analyzers works  —  248/300</w:t>
+        <w:t>6 · How AEO Analyzers works  —  252/300</w:t>
       </w:r>
     </w:p>
     <w:p>
@@ -1442,7 +1442,7 @@
         <w:shd w:val="clear" w:fill="F2F4F5"/>
       </w:pPr>
       <w:r>
-        <w:t>Four engines, your buyers' questions, several runs each. Three layers scored separately. Every number backed by a stored transcript you can re-run.</w:t>
+        <w:t>Four engines, your buyers' questions, one or more runs each. Three layers scored separately. Every number backed by a stored transcript you can re-run.</w:t>
       </w:r>
     </w:p>
     <w:p>

--- a/docs/launch/BLITZ-POSTS-5-6-7.docx
+++ b/docs/launch/BLITZ-POSTS-5-6-7.docx
@@ -819,7 +819,7 @@
         <w:pStyle w:val="Heading2"/>
       </w:pPr>
       <w:r>
-        <w:t>1 · Why AI still doesn't mention your business  —  263/280</w:t>
+        <w:t>1 · Why AI still doesn't mention your business  —  278/280</w:t>
       </w:r>
     </w:p>
     <w:p>
@@ -847,7 +847,7 @@
         <w:shd w:val="clear" w:fill="F2F4F5"/>
       </w:pPr>
       <w:r>
-        <w:t>llms.txt unrequested on 97% of sites that have one. 6 of 7 platforms can't read your schema. An AI sees ~200 characters after your h1.</w:t>
+        <w:t>llms.txt unrequested on 97% of sites that have one. 6 of 7 platforms show no sign of using your schema to cite. An AI sees ~200 characters after your h1.</w:t>
       </w:r>
     </w:p>
     <w:p>
@@ -857,7 +857,7 @@
         <w:shd w:val="clear" w:fill="F2F4F5"/>
       </w:pPr>
       <w:r>
-        <w:t>The free self-checks, and two of our own failures:</w:t>
+        <w:t>Free self-checks, and two of our own failures:</w:t>
       </w:r>
     </w:p>
     <w:p>

--- a/docs/launch/BLITZ-POSTS-5-6-7.docx
+++ b/docs/launch/BLITZ-POSTS-5-6-7.docx
@@ -819,7 +819,7 @@
         <w:pStyle w:val="Heading2"/>
       </w:pPr>
       <w:r>
-        <w:t>1 · Why AI still doesn't mention your business  —  278/280</w:t>
+        <w:t>1 · Why AI still doesn't mention your business  —  266/280</w:t>
       </w:r>
     </w:p>
     <w:p>
@@ -837,27 +837,7 @@
         <w:shd w:val="clear" w:fill="F2F4F5"/>
       </w:pPr>
       <w:r>
-        <w:t>You did what the AEO guides said. Nothing changed.</w:t>
-      </w:r>
-    </w:p>
-    <w:p>
-      <w:pPr>
-        <w:spacing w:after="160"/>
-        <w:ind w:left="173" w:right="173"/>
-        <w:shd w:val="clear" w:fill="F2F4F5"/>
-      </w:pPr>
-      <w:r>
-        <w:t>llms.txt unrequested on 97% of sites that have one. 6 of 7 platforms show no sign of using your schema to cite. An AI sees ~200 characters after your h1.</w:t>
-      </w:r>
-    </w:p>
-    <w:p>
-      <w:pPr>
-        <w:spacing w:after="160"/>
-        <w:ind w:left="173" w:right="173"/>
-        <w:shd w:val="clear" w:fill="F2F4F5"/>
-      </w:pPr>
-      <w:r>
-        <w:t>Free self-checks, and two of our own failures:</w:t>
+        <w:t>An Ahrefs study of 137,000 sites found that 97% of the roughly 38,000 llms.txt files among them received no requests at all in May 2026, and an SE Ranking study of about 300,000 domains found no link between having one and being cited by AI.</w:t>
       </w:r>
     </w:p>
     <w:p>
@@ -1180,7 +1160,7 @@
         <w:pStyle w:val="Heading2"/>
       </w:pPr>
       <w:r>
-        <w:t>1 · Why AI still doesn't mention your business  —  268/300</w:t>
+        <w:t>1 · Why AI still doesn't mention your business  —  298/300</w:t>
       </w:r>
     </w:p>
     <w:p>
@@ -1198,27 +1178,7 @@
         <w:shd w:val="clear" w:fill="F2F4F5"/>
       </w:pPr>
       <w:r>
-        <w:t>You did what the AEO guides said and nothing changed.</w:t>
-      </w:r>
-    </w:p>
-    <w:p>
-      <w:pPr>
-        <w:spacing w:after="160"/>
-        <w:ind w:left="173" w:right="173"/>
-        <w:shd w:val="clear" w:fill="F2F4F5"/>
-      </w:pPr>
-      <w:r>
-        <w:t>llms.txt goes unrequested on 97% of sites that have one. An AI sees roughly the first 200 characters after your h1.</w:t>
-      </w:r>
-    </w:p>
-    <w:p>
-      <w:pPr>
-        <w:spacing w:after="160"/>
-        <w:ind w:left="173" w:right="173"/>
-        <w:shd w:val="clear" w:fill="F2F4F5"/>
-      </w:pPr>
-      <w:r>
-        <w:t>The free self-checks, no tool required:</w:t>
+        <w:t>An Ahrefs study of 137,000 sites found that 97% of the roughly 38,000 llms.txt files among them received no requests at all in May 2026, and an SE Ranking study of about 300,000 domains found no link between having one and being cited by AI.</w:t>
       </w:r>
     </w:p>
     <w:p>

--- a/docs/launch/BLITZ-POSTS-5-6-7.docx
+++ b/docs/launch/BLITZ-POSTS-5-6-7.docx
@@ -546,7 +546,7 @@
         <w:shd w:val="clear" w:fill="F2F4F5"/>
       </w:pPr>
       <w:r>
-        <w:t>We read your site. We ask four answer engines your buyers' questions with web search on — one or more times each, depending on how many questions you ask, and the per-cell N is printed on every number. We keep search-grounded answers separate from ones the model produced from memory, because blending them moves a score invisibly.</w:t>
+        <w:t>We read your site. We ask your buyers' questions with web search on, across five answer engines on Pro and Business and four on the Day Pass — one or more times each, depending on how many questions you ask, and the per-cell N is printed on every number. We keep search-grounded answers separate from ones the model produced from memory, because blending them moves a score invisibly.</w:t>
       </w:r>
     </w:p>
     <w:p>
@@ -1051,7 +1051,7 @@
         <w:pStyle w:val="Heading2"/>
       </w:pPr>
       <w:r>
-        <w:t>6 · How AEO Analyzers works  —  279/280</w:t>
+        <w:t>6 · How AEO Analyzers works  —  251/280</w:t>
       </w:r>
     </w:p>
     <w:p>
@@ -1071,7 +1071,7 @@
         <w:shd w:val="clear" w:fill="F2F4F5"/>
       </w:pPr>
       <w:r>
-        <w:t>Four engines, buyers' questions, one or more runs each. Search-grounded answers kept separate from memory. Three layers scored separately, every number backed by a stored transcript you can re-run.</w:t>
+        <w:t>Five answer engines on Pro and Business, four on the Day Pass. Search answers kept apart from memory. Three layers scored separately, each backed by a stored transcript.</w:t>
       </w:r>
     </w:p>
     <w:p>
@@ -1382,7 +1382,7 @@
         <w:pStyle w:val="Heading2"/>
       </w:pPr>
       <w:r>
-        <w:t>6 · How AEO Analyzers works  —  252/300</w:t>
+        <w:t>6 · How AEO Analyzers works  —  281/300</w:t>
       </w:r>
     </w:p>
     <w:p>
@@ -1402,7 +1402,7 @@
         <w:shd w:val="clear" w:fill="F2F4F5"/>
       </w:pPr>
       <w:r>
-        <w:t>Four engines, your buyers' questions, one or more runs each. Three layers scored separately. Every number backed by a stored transcript you can re-run.</w:t>
+        <w:t>Five answer engines on Pro and Business, four on the Day Pass. Your buyers' questions, one or more runs each. Three layers scored apart. Every number backed by a stored transcript.</w:t>
       </w:r>
     </w:p>
     <w:p>
